--- a/L3B-World-Build-Methodology/CiC_L3B_Formation_World_Construction_Framework_V7.3.docx
+++ b/L3B-World-Build-Methodology/CiC_L3B_Formation_World_Construction_Framework_V7.3.docx
@@ -4102,7 +4102,7 @@
         <w:spacing w:after="180"/>
       </w:pPr>
       <w:r>
-        <w:t xml:space="preserve">The Human Ecology, Community Ecology, and Boundary Ecology lenses in particular cannot be written without explicit forces integration. Document how the external world penetrated daily formation life and how the community’s internal forces shaped how that penetration was received, resisted, and interpreted.</w:t>
+        <w:t xml:space="preserve">The Human Ecology, Community Ecology, and Boundary Structures lenses in particular cannot be written without explicit forces integration. Document how the external world penetrated daily formation life and how the community’s internal forces shaped how that penetration was received, resisted, and interpreted.</w:t>
       </w:r>
     </w:p>
     <w:p>
@@ -7002,7 +7002,7 @@
         <w:spacing w:after="180"/>
       </w:pPr>
       <w:r>
-        <w:t xml:space="preserve">Forces Framework integration: Step 5. External forces integrated into every ecology lens, especially Human Ecology, Community Ecology, and Boundary Ecology.</w:t>
+        <w:t xml:space="preserve">Forces Framework integration: Step 5. External forces integrated into every ecology lens, especially Human Ecology, Community Ecology, and Boundary Structures.</w:t>
       </w:r>
     </w:p>
     <w:p>
@@ -7018,7 +7018,7 @@
         <w:spacing w:after="180"/>
       </w:pPr>
       <w:r>
-        <w:t xml:space="preserve">Doc_05 carries the formation ecology lenses — Human, Community, Worship, Organizational, and Ministry Ecology — plus any additional ecology dimensions specific to the world's character.</w:t>
+        <w:t xml:space="preserve">Doc_05 carries the formation ecology lenses — Human, Community, Worship, and Organizational &amp; Ministry Ecology — plus any additional ecology dimensions specific to the world's character.</w:t>
       </w:r>
     </w:p>
     <w:p>
